--- a/public/temas/ejercicio-3/ESQUEMA TEMA 33.docx
+++ b/public/temas/ejercicio-3/ESQUEMA TEMA 33.docx
@@ -2568,7 +2568,7 @@
           <w:b/>
           <w:sz w:val="22"/>
         </w:rPr>
-        <w:t>RD 1202/2005</w:t>
+        <w:t>Real Decreto 1202/2005</w:t>
       </w:r>
       <w:r>
         <w:rPr>
@@ -2700,7 +2700,7 @@
           <w:b/>
           <w:sz w:val="22"/>
         </w:rPr>
-        <w:t>RD 237/2000</w:t>
+        <w:t>Real Decreto 237/2000</w:t>
       </w:r>
       <w:r>
         <w:rPr>
